--- a/docs/SSU/8.SSU - Serveri za komunikaciju.docx
+++ b/docs/SSU/8.SSU - Serveri za komunikaciju.docx
@@ -2049,7 +2049,7 @@
           <w:rFonts w:eastAsia="Space Grotesk" w:cs="Space Grotesk"/>
           <w:lang w:val="en-GB"/>
         </w:rPr>
-        <w:t xml:space="preserve">Svakim kreiranjem hakathona automatski se generiše namenski server za komunikaciju unutar platforme. Server dolazi sa predefinisanim kanalima: opštim kanalom, kanalima po timovima i kanalom za obaveštenja organizacije. Organizacija i moderatori upravljaju ovim serverima – mogu </w:t>
+        <w:t xml:space="preserve">Svakim kreiranjem hakathona automatski se generiše namenski server za komunikaciju unutar platforme. Server dolazi sa predefinisanim </w:t>
       </w:r>
       <w:r>
         <w:rPr>
@@ -2057,7 +2057,7 @@
           <w:lang w:val="en-GB"/>
         </w:rPr>
         <w:lastRenderedPageBreak/>
-        <w:t>kreirati nove kanale, upravljati pristupom i slati obaveštenja. Korisnici pristupaju serveru nakon što su primljeni na hakathon.</w:t>
+        <w:t>kanalima: opštim kanalom, kanalima po timovima i kanalom za obaveštenja organizacije. Organizacija i moderatori upravljaju ovim serverima – mogu kreirati nove kanale, upravljati pristupom i slati obaveštenja. Korisnici pristupaju serveru nakon što su primljeni na hakathon.</w:t>
       </w:r>
       <w:r>
         <w:t xml:space="preserve"> </w:t>
@@ -2422,6 +2422,7 @@
         <w:rPr>
           <w:lang w:val="en-GB"/>
         </w:rPr>
+        <w:lastRenderedPageBreak/>
         <w:t>4.</w:t>
       </w:r>
       <w:r>
@@ -2500,7 +2501,6 @@
         <w:rPr>
           <w:rFonts w:ascii="Space Grotesk" w:eastAsia="Space Grotesk" w:hAnsi="Space Grotesk" w:cs="Space Grotesk"/>
         </w:rPr>
-        <w:lastRenderedPageBreak/>
         <w:t>Moderator je prijavljen na sistem i ima dodeljenu moderatorsku ulogu za konkretan hakathon.</w:t>
       </w:r>
     </w:p>
@@ -2823,6 +2823,7 @@
         <w:pStyle w:val="PSItext"/>
       </w:pPr>
       <w:r>
+        <w:lastRenderedPageBreak/>
         <w:t>Hakathon je objavljen na platformi.</w:t>
       </w:r>
     </w:p>
@@ -2861,7 +2862,6 @@
         <w:pStyle w:val="PSItext"/>
       </w:pPr>
       <w:r>
-        <w:lastRenderedPageBreak/>
         <w:t>Namenski server je kreiran i dostupan svim odobrenim učesnicima hakathona.</w:t>
       </w:r>
     </w:p>
